--- a/reference/Calibration sheet template.docx
+++ b/reference/Calibration sheet template.docx
@@ -49,14 +49,12 @@
             <w:pPr>
               <w:pStyle w:val="a3"/>
             </w:pPr>
-            <w:bookmarkStart w:id="0" w:name="_top"/>
-            <w:bookmarkEnd w:id="0"/>
             <w:r>
               <w:rPr>
                 <w:rFonts w:ascii="나눔스퀘어 ExtraBold"/>
                 <w:sz w:val="40"/>
               </w:rPr>
-              <w:t>Test Report</w:t>
+              <w:t>SCDAU Calibration Sheet</w:t>
             </w:r>
           </w:p>
         </w:tc>
@@ -144,7 +142,13 @@
               <w:rPr>
                 <w:rFonts w:ascii="KoPub돋움체 Medium"/>
               </w:rPr>
-              <w:t xml:space="preserve">Certificate </w:t>
+              <w:t>Document</w:t>
+            </w:r>
+            <w:r>
+              <w:rPr>
+                <w:rFonts w:ascii="KoPub돋움체 Medium"/>
+              </w:rPr>
+              <w:t xml:space="preserve"> </w:t>
             </w:r>
             <w:proofErr w:type="gramStart"/>
             <w:r>
@@ -158,7 +162,7 @@
               <w:rPr>
                 <w:rFonts w:ascii="KoPub돋움체 Medium"/>
               </w:rPr>
-              <w:t xml:space="preserve"> DA-AE-OTR-2501</w:t>
+              <w:t xml:space="preserve"> </w:t>
             </w:r>
           </w:p>
         </w:tc>
@@ -3474,9 +3478,6 @@
     <w:p>
       <w:pPr>
         <w:pStyle w:val="a3"/>
-        <w:rPr>
-          <w:rFonts w:hint="eastAsia"/>
-        </w:rPr>
       </w:pPr>
     </w:p>
     <w:sectPr>
